--- a/data/revised_2026-10_full/tracked/v2/General_Science/SS3.1_Turning_Effect_of_Force/General_Science_Turning_Effect_of_Force_SummaryTable_TRACKED.docx
+++ b/data/revised_2026-10_full/tracked/v2/General_Science/SS3.1_Turning_Effect_of_Force/General_Science_Turning_Effect_of_Force_SummaryTable_TRACKED.docx
@@ -923,7 +923,7 @@
               </w:rPr>
               <w:t xml:space="preserve">The moment of a force M = F × d (unit: Newton-metre, Nm); the principle of moments (sum of clockwise moments = sum of anti-clockwise moments at equilibrium); the condition for rotational equilibrium; and that moving the jembe grip </w:t>
             </w:r>
-            <w:del w:id="9001" w:author="Claude (AI) - proposed" w:date="2026-10-15T20:14:54Z">
+            <w:del w:id="9001" w:author="Claude (AI) - proposed" w:date="2026-10-18T00:30:22Z">
               <w:r>
                 <w:rPr>
                   <w:rFonts w:ascii="Arial" w:cs="Arial" w:eastAsia="Arial" w:hAnsi="Arial"/>
@@ -938,7 +938,7 @@
                 <w:delText xml:space="preserve">five</w:delText>
               </w:r>
             </w:del>
-            <w:ins w:id="9002" w:author="Claude (AI) - proposed" w:date="2026-10-15T20:14:54Z">
+            <w:ins w:id="9002" w:author="Claude (AI) - proposed" w:date="2026-10-18T00:30:22Z">
               <w:r>
                 <w:rPr>
                   <w:rFonts w:ascii="Arial" w:cs="Arial" w:eastAsia="Arial" w:hAnsi="Arial"/>
@@ -966,7 +966,7 @@
               </w:rPr>
               <w:t xml:space="preserve"> times farther from the pivot (0.</w:t>
             </w:r>
-            <w:del w:id="9003" w:author="Claude (AI) - proposed" w:date="2026-10-15T20:14:54Z">
+            <w:del w:id="9003" w:author="Claude (AI) - proposed" w:date="2026-10-18T00:30:22Z">
               <w:r>
                 <w:rPr>
                   <w:rFonts w:ascii="Arial" w:cs="Arial" w:eastAsia="Arial" w:hAnsi="Arial"/>
@@ -981,7 +981,7 @@
                 <w:delText xml:space="preserve">15</w:delText>
               </w:r>
             </w:del>
-            <w:ins w:id="9004" w:author="Claude (AI) - proposed" w:date="2026-10-15T20:14:54Z">
+            <w:ins w:id="9004" w:author="Claude (AI) - proposed" w:date="2026-10-18T00:30:22Z">
               <w:r>
                 <w:rPr>
                   <w:rFonts w:ascii="Arial" w:cs="Arial" w:eastAsia="Arial" w:hAnsi="Arial"/>
@@ -1009,7 +1009,7 @@
               </w:rPr>
               <w:t xml:space="preserve"> m to 0.</w:t>
             </w:r>
-            <w:del w:id="9005" w:author="Claude (AI) - proposed" w:date="2026-10-15T20:14:54Z">
+            <w:del w:id="9005" w:author="Claude (AI) - proposed" w:date="2026-10-18T00:30:22Z">
               <w:r>
                 <w:rPr>
                   <w:rFonts w:ascii="Arial" w:cs="Arial" w:eastAsia="Arial" w:hAnsi="Arial"/>
@@ -1024,7 +1024,7 @@
                 <w:delText xml:space="preserve">75</w:delText>
               </w:r>
             </w:del>
-            <w:ins w:id="9006" w:author="Claude (AI) - proposed" w:date="2026-10-15T20:14:54Z">
+            <w:ins w:id="9006" w:author="Claude (AI) - proposed" w:date="2026-10-18T00:30:22Z">
               <w:r>
                 <w:rPr>
                   <w:rFonts w:ascii="Arial" w:cs="Arial" w:eastAsia="Arial" w:hAnsi="Arial"/>
@@ -1052,7 +1052,7 @@
               </w:rPr>
               <w:t xml:space="preserve"> m) produces a moment </w:t>
             </w:r>
-            <w:del w:id="9007" w:author="Claude (AI) - proposed" w:date="2026-10-15T20:14:54Z">
+            <w:del w:id="9007" w:author="Claude (AI) - proposed" w:date="2026-10-18T00:30:22Z">
               <w:r>
                 <w:rPr>
                   <w:rFonts w:ascii="Arial" w:cs="Arial" w:eastAsia="Arial" w:hAnsi="Arial"/>
@@ -1067,7 +1067,7 @@
                 <w:delText xml:space="preserve">5</w:delText>
               </w:r>
             </w:del>
-            <w:ins w:id="9008" w:author="Claude (AI) - proposed" w:date="2026-10-15T20:14:54Z">
+            <w:ins w:id="9008" w:author="Claude (AI) - proposed" w:date="2026-10-18T00:30:22Z">
               <w:r>
                 <w:rPr>
                   <w:rFonts w:ascii="Arial" w:cs="Arial" w:eastAsia="Arial" w:hAnsi="Arial"/>
@@ -1249,7 +1249,7 @@
               </w:rPr>
               <w:t xml:space="preserve">Learners learned that a COUPLE is a pair of equal, parallel</w:t>
             </w:r>
-            <w:del w:id="9009" w:author="Claude (AI) - proposed" w:date="2026-10-15T20:14:54Z">
+            <w:del w:id="9009" w:author="Claude (AI) - proposed" w:date="2026-10-18T00:30:22Z">
               <w:r>
                 <w:rPr>
                   <w:rFonts w:ascii="Arial" w:cs="Arial" w:eastAsia="Arial" w:hAnsi="Arial"/>
@@ -1264,7 +1264,7 @@
                 <w:delText xml:space="preserve">, antiparallel forces</w:delText>
               </w:r>
             </w:del>
-            <w:ins w:id="9010" w:author="Claude (AI) - proposed" w:date="2026-10-15T20:14:54Z">
+            <w:ins w:id="9010" w:author="Claude (AI) - proposed" w:date="2026-10-18T00:30:22Z">
               <w:r>
                 <w:rPr>
                   <w:rFonts w:ascii="Arial" w:cs="Arial" w:eastAsia="Arial" w:hAnsi="Arial"/>
@@ -1292,7 +1292,7 @@
               </w:rPr>
               <w:t xml:space="preserve"> whose lines of action do not coincide. The moment of a couple = F × d (where d is the perpendicular distance between the two forces). A couple produces pure rotation with zero net translational force. Real-life Kenyan examples include a matatu steering wheel, a pipe wrench used by a Kisumu plumber, and </w:t>
             </w:r>
-            <w:del w:id="9011" w:author="Claude (AI) - proposed" w:date="2026-10-15T20:14:54Z">
+            <w:del w:id="9011" w:author="Claude (AI) - proposed" w:date="2026-10-18T00:30:22Z">
               <w:r>
                 <w:rPr>
                   <w:rFonts w:ascii="Arial" w:cs="Arial" w:eastAsia="Arial" w:hAnsi="Arial"/>
@@ -1307,7 +1307,7 @@
                 <w:delText xml:space="preserve">the two-handed jembe grip</w:delText>
               </w:r>
             </w:del>
-            <w:ins w:id="9012" w:author="Claude (AI) - proposed" w:date="2026-10-15T20:14:54Z">
+            <w:ins w:id="9012" w:author="Claude (AI) - proposed" w:date="2026-10-18T00:30:22Z">
               <w:r>
                 <w:rPr>
                   <w:rFonts w:ascii="Arial" w:cs="Arial" w:eastAsia="Arial" w:hAnsi="Arial"/>
@@ -1355,10 +1355,10 @@
               <w:spacing w:after="40" w:before="0"/>
               <w:jc w:val="left"/>
               <w:rPr>
-                <w:ins w:id="9014" w:author="Claude (AI) - proposed" w:date="2026-10-15T20:14:54Z"/>
-              </w:rPr>
-            </w:pPr>
-            <w:ins w:id="9013" w:author="Claude (AI) - proposed" w:date="2026-10-15T20:14:54Z">
+                <w:ins w:id="9014" w:author="Claude (AI) - proposed" w:date="2026-10-18T00:30:22Z"/>
+              </w:rPr>
+            </w:pPr>
+            <w:ins w:id="9013" w:author="Claude (AI) - proposed" w:date="2026-10-18T00:30:22Z">
               <w:r>
                 <w:rPr>
                   <w:rFonts w:ascii="Arial" w:cs="Arial" w:eastAsia="Arial" w:hAnsi="Arial"/>
@@ -1380,10 +1380,10 @@
               <w:spacing w:after="40" w:before="0"/>
               <w:jc w:val="left"/>
               <w:rPr>
-                <w:del w:id="9016" w:author="Claude (AI) - proposed" w:date="2026-10-15T20:14:54Z"/>
-              </w:rPr>
-            </w:pPr>
-            <w:del w:id="9015" w:author="Claude (AI) - proposed" w:date="2026-10-15T20:14:54Z">
+                <w:del w:id="9016" w:author="Claude (AI) - proposed" w:date="2026-10-18T00:30:22Z"/>
+              </w:rPr>
+            </w:pPr>
+            <w:del w:id="9015" w:author="Claude (AI) - proposed" w:date="2026-10-18T00:30:22Z">
               <w:r>
                 <w:rPr>
                   <w:rFonts w:ascii="Arial" w:cs="Arial" w:eastAsia="Arial" w:hAnsi="Arial"/>
@@ -1519,7 +1519,7 @@
               </w:rPr>
               <w:t xml:space="preserve">The turning effect (moment) of a force depends on BOTH the size of the force AND its perpendicular distance from the pivot. </w:t>
             </w:r>
-            <w:del w:id="9017" w:author="Claude (AI) - proposed" w:date="2026-10-15T20:14:54Z">
+            <w:del w:id="9017" w:author="Claude (AI) - proposed" w:date="2026-10-18T00:30:22Z">
               <w:r>
                 <w:rPr>
                   <w:rFonts w:ascii="Arial" w:cs="Arial" w:eastAsia="Arial" w:hAnsi="Arial"/>
@@ -1534,7 +1534,7 @@
                 <w:delText xml:space="preserve">For anti-parallel forces, the moments act in opposite directions; the net moment determines</w:delText>
               </w:r>
             </w:del>
-            <w:ins w:id="9018" w:author="Claude (AI) - proposed" w:date="2026-10-15T20:14:54Z">
+            <w:ins w:id="9018" w:author="Claude (AI) - proposed" w:date="2026-10-18T00:30:22Z">
               <w:r>
                 <w:rPr>
                   <w:rFonts w:ascii="Arial" w:cs="Arial" w:eastAsia="Arial" w:hAnsi="Arial"/>
@@ -1595,7 +1595,7 @@
               </w:rPr>
               <w:t xml:space="preserve">When two anti-parallel forces act on an object, each creates a moment about the pivot: M = F × d</w:t>
             </w:r>
-            <w:ins w:id="9019" w:author="Claude (AI) - proposed" w:date="2026-10-15T20:14:54Z">
+            <w:ins w:id="9019" w:author="Claude (AI) - proposed" w:date="2026-10-18T00:30:22Z">
               <w:r>
                 <w:rPr>
                   <w:rFonts w:ascii="Arial" w:cs="Arial" w:eastAsia="Arial" w:hAnsi="Arial"/>
@@ -1931,7 +1931,7 @@
               </w:rPr>
               <w:t xml:space="preserve">Learners explained why the farmer in Kericho finds the long-handled jembe easier by constructing a fully labelled scientific diagram showing that the effort moment of </w:t>
             </w:r>
-            <w:del w:id="9020" w:author="Claude (AI) - proposed" w:date="2026-10-15T20:14:54Z">
+            <w:del w:id="9020" w:author="Claude (AI) - proposed" w:date="2026-10-18T00:30:22Z">
               <w:r>
                 <w:rPr>
                   <w:rFonts w:ascii="Arial" w:cs="Arial" w:eastAsia="Arial" w:hAnsi="Arial"/>
@@ -1946,7 +1946,7 @@
                 <w:delText xml:space="preserve">96 Nm far</w:delText>
               </w:r>
             </w:del>
-            <w:ins w:id="9021" w:author="Claude (AI) - proposed" w:date="2026-10-15T20:14:54Z">
+            <w:ins w:id="9021" w:author="Claude (AI) - proposed" w:date="2026-10-18T00:30:22Z">
               <w:r>
                 <w:rPr>
                   <w:rFonts w:ascii="Arial" w:cs="Arial" w:eastAsia="Arial" w:hAnsi="Arial"/>
@@ -1974,7 +1974,7 @@
               </w:rPr>
               <w:t xml:space="preserve"> exceeds the load moment of </w:t>
             </w:r>
-            <w:del w:id="9022" w:author="Claude (AI) - proposed" w:date="2026-10-15T20:14:54Z">
+            <w:del w:id="9022" w:author="Claude (AI) - proposed" w:date="2026-10-18T00:30:22Z">
               <w:r>
                 <w:rPr>
                   <w:rFonts w:ascii="Arial" w:cs="Arial" w:eastAsia="Arial" w:hAnsi="Arial"/>
@@ -1989,7 +1989,7 @@
                 <w:delText xml:space="preserve">4 Nm</w:delText>
               </w:r>
             </w:del>
-            <w:ins w:id="9023" w:author="Claude (AI) - proposed" w:date="2026-10-15T20:14:54Z">
+            <w:ins w:id="9023" w:author="Claude (AI) - proposed" w:date="2026-10-18T00:30:22Z">
               <w:r>
                 <w:rPr>
                   <w:rFonts w:ascii="Arial" w:cs="Arial" w:eastAsia="Arial" w:hAnsi="Arial"/>
@@ -2293,7 +2293,7 @@
         </w:rPr>
         <w:t xml:space="preserve">© 2026 SeaVuria and ARES. This work is licensed under a </w:t>
       </w:r>
-      <w:hyperlink w:history="1" r:id="rIdhonjbiaxu_edspzdar7el">
+      <w:hyperlink w:history="1" r:id="rIdg_xl2y0o7ptiwbvwyxn1m">
         <w:r>
           <w:rPr>
             <w:rFonts w:ascii="Arial" w:cs="Arial" w:eastAsia="Arial" w:hAnsi="Arial"/>
@@ -2313,7 +2313,7 @@
         </w:rPr>
         <w:t xml:space="preserve"> (</w:t>
       </w:r>
-      <w:hyperlink w:history="1" r:id="rIdsd3tycqjktpzuj6lefmpm">
+      <w:hyperlink w:history="1" r:id="rIdt3skg7va2pgbj0ugcx-dt">
         <w:r>
           <w:rPr>
             <w:rFonts w:ascii="Arial" w:cs="Arial" w:eastAsia="Arial" w:hAnsi="Arial"/>
@@ -2333,7 +2333,7 @@
         </w:rPr>
         <w:t xml:space="preserve">). To view a copy of this license, visit </w:t>
       </w:r>
-      <w:hyperlink w:history="1" r:id="rIdzv0hty6akg8aiio03h9xj">
+      <w:hyperlink w:history="1" r:id="rIdhvhzpnbtdqhvp_a4y605h">
         <w:r>
           <w:rPr>
             <w:rFonts w:ascii="Arial" w:cs="Arial" w:eastAsia="Arial" w:hAnsi="Arial"/>
